--- a/frontend/docs/UAT_Kit.docx
+++ b/frontend/docs/UAT_Kit.docx
@@ -697,7 +697,7 @@
         <w:rPr>
           <w:rFonts w:ascii="Times New Roman" w:cs="Times New Roman" w:eastAsia="Times New Roman" w:hAnsi="Times New Roman"/>
         </w:rPr>
-        <w:t xml:space="preserve">Do users understand the highlighted passage on the original page and how to move between results and pages?</w:t>
+        <w:t xml:space="preserve">Do users understand the highlighted passage on the page and how to move between results and pages?</w:t>
       </w:r>
     </w:p>
     <w:p>
